--- a/Proyecto.docx
+++ b/Proyecto.docx
@@ -138,15 +138,7 @@
         <w:t>imagen</w:t>
       </w:r>
       <w:r>
-        <w:t xml:space="preserve"> actúa como representación básica de un </w:t>
-      </w:r>
-      <w:proofErr w:type="spellStart"/>
-      <w:r>
-        <w:t>sprite</w:t>
-      </w:r>
-      <w:proofErr w:type="spellEnd"/>
-      <w:r>
-        <w:t>. Encapsula las coordenadas del recurso dentro del atlas gráfico y ofrece un método para dibujarlo en cualquier posición de la pantalla. De este modo se evita trabajar repetidamente con coordenadas internas que no cambian, lo que reduce errores y simplifica la carga visual del código.</w:t>
+        <w:t xml:space="preserve"> actúa como representación básica de un sprite. Encapsula las coordenadas del recurso dentro del atlas gráfico y ofrece un método para dibujarlo en cualquier posición de la pantalla. De este modo se evita trabajar repetidamente con coordenadas internas que no cambian, lo que reduce errores y simplifica la carga visual del código.</w:t>
       </w:r>
     </w:p>
     <w:p>
@@ -211,11 +203,14 @@
         <w:t>partida</w:t>
       </w:r>
       <w:r>
-        <w:t xml:space="preserve"> concentra la lógica central del juego. La configuración inicial depende de la dificultad elegida, que determina la cantidad de cintas, sus velocidades, las teclas asignadas a cada personaje y otras variables internas. Esta </w:t>
+        <w:t xml:space="preserve"> concentra la lógica central del juego. La configuración inicial depende de la dificultad elegida, que determina la cantidad de cintas, sus velocidades, las teclas asignadas a cada personaje y otras variables internas. Esta clase dibuja todos los elementos en el orden adecuado y actualiza la simulación </w:t>
       </w:r>
       <w:r>
         <w:lastRenderedPageBreak/>
-        <w:t>clase dibuja todos los elementos en el orden adecuado y actualiza la simulación fotograma a fotograma.</w:t>
+        <w:t>fotograma a fotograma.</w:t>
+      </w:r>
+      <w:r>
+        <w:t xml:space="preserve"> Se hace avanzar cada cinta y se registran los paquetes que caen para posteriormente añadirlos donde corresponden.</w:t>
       </w:r>
     </w:p>
     <w:p>
@@ -250,31 +245,7 @@
     </w:p>
     <w:p>
       <w:r>
-        <w:t xml:space="preserve">Cada una de estas clases incluye un método </w:t>
-      </w:r>
-      <w:proofErr w:type="spellStart"/>
-      <w:r>
-        <w:t>update</w:t>
-      </w:r>
-      <w:proofErr w:type="spellEnd"/>
-      <w:r>
-        <w:t xml:space="preserve"> y un método </w:t>
-      </w:r>
-      <w:proofErr w:type="spellStart"/>
-      <w:r>
-        <w:t>draw</w:t>
-      </w:r>
-      <w:proofErr w:type="spellEnd"/>
-      <w:r>
-        <w:t xml:space="preserve">, adaptados a su función específica. Esto significa que cada clase expone de forma independiente la lógica necesaria para actualizar su estado interno y para representar visualmente sus elementos de manera correcta. Este diseño facilita </w:t>
-      </w:r>
-      <w:proofErr w:type="gramStart"/>
-      <w:r>
-        <w:t>la modularidad</w:t>
-      </w:r>
-      <w:proofErr w:type="gramEnd"/>
-      <w:r>
-        <w:t xml:space="preserve"> y la legibilidad, permitiendo que cada objeto gestione de forma autónoma su comportamiento y su representación en pantalla.</w:t>
+        <w:t>Cada una de estas clases incluye un método update y un método draw, adaptados a su función específica. Esto significa que cada clase expone de forma independiente la lógica necesaria para actualizar su estado interno y para representar visualmente sus elementos de manera correcta. Este diseño facilita la modularidad y la legibilidad, permitiendo que cada objeto gestione de forma autónoma su comportamiento y su representación en pantalla.</w:t>
       </w:r>
     </w:p>
     <w:p>
@@ -380,15 +351,7 @@
     </w:p>
     <w:p>
       <w:r>
-        <w:t xml:space="preserve">La principal dificultad surgió por la combinación de plazos ajustados y las limitaciones del editor incluido en la librería </w:t>
-      </w:r>
-      <w:proofErr w:type="spellStart"/>
-      <w:r>
-        <w:t>Pyxel</w:t>
-      </w:r>
-      <w:proofErr w:type="spellEnd"/>
-      <w:r>
-        <w:t>. Estas restricciones condicionaron parte del diseño y obligaron a priorizar tareas con más precisión.</w:t>
+        <w:t>La principal dificultad surgió por la combinación de plazos ajustados y las limitaciones del editor incluido en la librería Pyxel. Estas restricciones condicionaron parte del diseño y obligaron a priorizar tareas con más precisión.</w:t>
       </w:r>
     </w:p>
     <w:p>
@@ -1012,6 +975,7 @@
   <w:style w:type="character" w:default="1" w:styleId="Fuentedeprrafopredeter">
     <w:name w:val="Default Paragraph Font"/>
     <w:uiPriority w:val="1"/>
+    <w:semiHidden/>
     <w:unhideWhenUsed/>
   </w:style>
   <w:style w:type="table" w:default="1" w:styleId="Tablanormal">

--- a/Proyecto.docx
+++ b/Proyecto.docx
@@ -226,6 +226,21 @@
       </w:r>
       <w:r>
         <w:t xml:space="preserve"> permite mostrar un panel de opciones numeradas. La estructura ordenada de estas opciones simplifica la navegación y la selección durante la ejecución del juego.</w:t>
+      </w:r>
+    </w:p>
+    <w:p>
+      <w:r>
+        <w:t xml:space="preserve">La clase </w:t>
+      </w:r>
+      <w:r>
+        <w:rPr>
+          <w:b/>
+          <w:bCs/>
+        </w:rPr>
+        <w:t>jefe</w:t>
+      </w:r>
+      <w:r>
+        <w:t xml:space="preserve"> simplemente se encarga de las animaciones de los jefes de cada personaje.</w:t>
       </w:r>
     </w:p>
     <w:p>
